--- a/samples/groundwater_monitoring_template.docx
+++ b/samples/groundwater_monitoring_template.docx
@@ -553,6 +553,11 @@
     </w:p>
     <w:p>
       <w:r>
+        <w:t>{{ gw_trend_summary }}</w:t>
+      </w:r>
+    </w:p>
+    <w:p>
+      <w:r>
         <w:t>{{ gw_recommendations }}</w:t>
       </w:r>
     </w:p>
